--- a/SIGFIS_3T26/Despacho_SIGFIS_3T26.docx
+++ b/SIGFIS_3T26/Despacho_SIGFIS_3T26.docx
@@ -232,7 +232,7 @@
         <w:rPr>
           <w:color w:val="000000"/>
         </w:rPr>
-        <w:t>Sobre o acesso da Assessoria: reconhecemos que a limitação de acesso a determinados processos pode decorrer de comportamento do próprio sistema, conforme já esclarecido pela área. Ainda assim, pedimos que a área conceda acesso a esta Assessoria, ou confirme se estão classificados com acesso público no SEI, os seguintes processos: SEI-100006/001001/2025 (PE0003/26); SEI-100006/000195/2026 (PE0005/26) e SEI-100006/000706/2026 (Dispensa e Contrato nº 08/CENTRAL/2026).</w:t>
+        <w:t>Sobre o acesso da Assessoria: registramos e agradecemos que a pendência apontada nos relatórios anteriores, relativa à falta de acesso desta Assessoria aos processos SEI-100006/000946/2025, SEI-100006/000940/2025, SEI-100006/000789/2025, SEI-100006/000866/2025, SEI-100006/000733/2024 e SEI-100006/000959/2025, foi sanada. Neste trimestre, identificamos a falta de acesso a outros processos. Reconhecemos que a limitação pode decorrer de comportamento do próprio sistema, conforme já esclarecido pela área. Ainda assim, pedimos que a área conceda acesso a esta Assessoria, ou confirme se estão classificados com acesso público no SEI, os seguintes processos: SEI-100006/001001/2025 (PE0003/26); SEI-100006/000195/2026 (PE0005/26) e SEI-100006/000706/2026 (Dispensa e Contrato nº 08/CENTRAL/2026).</w:t>
       </w:r>
     </w:p>
     <w:p>
